--- a/courts/ninth-circuit/hawaii/state/state-tax-appeal-court/petition-for-review/usage/OUTPUT-petition-for-review.docx
+++ b/courts/ninth-circuit/hawaii/state/state-tax-appeal-court/petition-for-review/usage/OUTPUT-petition-for-review.docx
@@ -822,6 +822,10 @@
         <w:t xml:space="preserve">I.</w:t>
       </w:r>
       <w:r>
+        <w:rPr>
+          <w:b/>
+          <w:bCs/>
+        </w:rPr>
         <w:tab/>
       </w:r>
       <w:r>
@@ -942,6 +946,10 @@
         <w:t xml:space="preserve">II.</w:t>
       </w:r>
       <w:r>
+        <w:rPr>
+          <w:b/>
+          <w:bCs/>
+        </w:rPr>
         <w:tab/>
       </w:r>
       <w:r>
@@ -1030,6 +1038,10 @@
         <w:t xml:space="preserve">III.</w:t>
       </w:r>
       <w:r>
+        <w:rPr>
+          <w:b/>
+          <w:bCs/>
+        </w:rPr>
         <w:tab/>
       </w:r>
       <w:r>
@@ -1146,6 +1158,10 @@
         <w:t xml:space="preserve">IV.</w:t>
       </w:r>
       <w:r>
+        <w:rPr>
+          <w:b/>
+          <w:bCs/>
+        </w:rPr>
         <w:tab/>
       </w:r>
       <w:r>
@@ -1260,6 +1276,10 @@
         <w:t xml:space="preserve">V.</w:t>
       </w:r>
       <w:r>
+        <w:rPr>
+          <w:b/>
+          <w:bCs/>
+        </w:rPr>
         <w:tab/>
       </w:r>
       <w:r>
@@ -1378,6 +1398,10 @@
         <w:t xml:space="preserve">VI.</w:t>
       </w:r>
       <w:r>
+        <w:rPr>
+          <w:b/>
+          <w:bCs/>
+        </w:rPr>
         <w:tab/>
       </w:r>
       <w:r>
@@ -2576,6 +2600,33 @@
     <w:pPr>
       <w:spacing w:before="0" w:after="0" w:line="276" w:lineRule="exact"/>
       <w:ind w:left="2160" w:hanging="720"/>
+    </w:pPr>
+  </w:style>
+  <w:style w:type="paragraph" w:customStyle="1" w:styleId="XdQuoteList1">
+    <w:name w:val="Xd Quote List 1"/>
+    <w:basedOn w:val="Normal"/>
+    <w:qFormat/>
+    <w:pPr>
+      <w:spacing w:before="0" w:after="0" w:line="276" w:lineRule="exact"/>
+      <w:ind w:left="1440" w:right="720" w:hanging="720"/>
+    </w:pPr>
+  </w:style>
+  <w:style w:type="paragraph" w:customStyle="1" w:styleId="XdQuoteList2">
+    <w:name w:val="Xd Quote List 2"/>
+    <w:basedOn w:val="Normal"/>
+    <w:qFormat/>
+    <w:pPr>
+      <w:spacing w:before="0" w:after="0" w:line="276" w:lineRule="exact"/>
+      <w:ind w:left="2160" w:right="720" w:hanging="720"/>
+    </w:pPr>
+  </w:style>
+  <w:style w:type="paragraph" w:customStyle="1" w:styleId="XdQuoteList3">
+    <w:name w:val="Xd Quote List 3"/>
+    <w:basedOn w:val="Normal"/>
+    <w:qFormat/>
+    <w:pPr>
+      <w:spacing w:before="0" w:after="0" w:line="276" w:lineRule="exact"/>
+      <w:ind w:left="2880" w:right="720" w:hanging="720"/>
     </w:pPr>
   </w:style>
   <w:style w:type="paragraph" w:customStyle="1" w:styleId="SourceCode">

--- a/courts/ninth-circuit/hawaii/state/state-tax-appeal-court/petition-for-review/usage/OUTPUT-petition-for-review.docx
+++ b/courts/ninth-circuit/hawaii/state/state-tax-appeal-court/petition-for-review/usage/OUTPUT-petition-for-review.docx
@@ -55,9 +55,7 @@
               <w:jc w:val="left"/>
             </w:pPr>
             <w:r>
-              <w:t xml:space="preserve">2721</w:t>
-              <w:noBreakHyphen/>
-              <w:t xml:space="preserve">0</w:t>
+              <w:t xml:space="preserve">2721-⁠0</w:t>
             </w:r>
           </w:p>
           <w:p>
@@ -215,9 +213,7 @@
               <w:t xml:space="preserve"> </w:t>
             </w:r>
             <w:r>
-              <w:t xml:space="preserve">523</w:t>
-              <w:noBreakHyphen/>
-              <w:t xml:space="preserve">6000</w:t>
+              <w:t xml:space="preserve">523-⁠6000</w:t>
             </w:r>
           </w:p>
           <w:p>
@@ -239,9 +235,7 @@
               <w:t xml:space="preserve"> </w:t>
             </w:r>
             <w:r>
-              <w:t xml:space="preserve">523</w:t>
-              <w:noBreakHyphen/>
-              <w:t xml:space="preserve">6001</w:t>
+              <w:t xml:space="preserve">523-⁠6001</w:t>
             </w:r>
           </w:p>
           <w:p>
@@ -660,11 +654,7 @@
               <w:t xml:space="preserve"> </w:t>
             </w:r>
             <w:r>
-              <w:t xml:space="preserve">1CTX</w:t>
-              <w:noBreakHyphen/>
-              <w:t xml:space="preserve">21</w:t>
-              <w:noBreakHyphen/>
-              <w:t xml:space="preserve">0000001</w:t>
+              <w:t xml:space="preserve">1CTX-⁠21-⁠0000001</w:t>
             </w:r>
           </w:p>
           <w:p>
@@ -773,37 +763,7 @@
         <w:pStyle w:val="BodyText"/>
       </w:pPr>
       <w:r>
-        <w:t xml:space="preserve">Pursuant to Sections 232</w:t>
-      </w:r>
-      <w:r>
-        <w:noBreakHyphen/>
-      </w:r>
-      <w:r>
-        <w:t xml:space="preserve">16, 235</w:t>
-      </w:r>
-      <w:r>
-        <w:noBreakHyphen/>
-      </w:r>
-      <w:r>
-        <w:t xml:space="preserve">64, 235</w:t>
-      </w:r>
-      <w:r>
-        <w:noBreakHyphen/>
-      </w:r>
-      <w:r>
-        <w:t xml:space="preserve">114, 237</w:t>
-      </w:r>
-      <w:r>
-        <w:noBreakHyphen/>
-      </w:r>
-      <w:r>
-        <w:t xml:space="preserve">41.5 and 237</w:t>
-      </w:r>
-      <w:r>
-        <w:noBreakHyphen/>
-      </w:r>
-      <w:r>
-        <w:t xml:space="preserve">42, Hawaii Revised Statutes, and other applicable law, Taxpayer-Appellant CATHERINE K. COBB, NOW KNOWN AS CATHERINE PARRY, appeals from the Final Notice of Personal Liability for General Excise Tax dated December 22, 2020, a redacted copy of which is attached hereto as Exhibit A, and the Notice of Final Assessment of Withholding Tax dated December 22, 2020, a redacted copy of which is attached hereto as Exhibit B (collectively the “Notices”). In support of this appeal, Taxpayer-Appellant submits the following information:</w:t>
+        <w:t xml:space="preserve">Pursuant to Sections 232-⁠16, 235-⁠64, 235-⁠114, 237-⁠41.5 and 237-⁠42, Hawaii Revised Statutes, and other applicable law, Taxpayer-Appellant CATHERINE K. COBB, NOW KNOWN AS CATHERINE PARRY, appeals from the Final Notice of Personal Liability for General Excise Tax dated December 22, 2020, a redacted copy of which is attached hereto as Exhibit A, and the Notice of Final Assessment of Withholding Tax dated December 22, 2020, a redacted copy of which is attached hereto as Exhibit B (collectively the “Notices”). In support of this appeal, Taxpayer-Appellant submits the following information:</w:t>
       </w:r>
     </w:p>
     <w:p>
@@ -903,13 +863,7 @@
         <w:t xml:space="preserve"> </w:t>
       </w:r>
       <w:r>
-        <w:t xml:space="preserve">Tax ID No. xxx-xx</w:t>
-      </w:r>
-      <w:r>
-        <w:noBreakHyphen/>
-      </w:r>
-      <w:r>
-        <w:t xml:space="preserve">8969</w:t>
+        <w:t xml:space="preserve">Tax ID No. xxx-xx-⁠8969</w:t>
       </w:r>
       <w:r>
         <w:t xml:space="preserve"> </w:t>
@@ -921,13 +875,7 @@
         <w:t xml:space="preserve"> </w:t>
       </w:r>
       <w:r>
-        <w:t xml:space="preserve">Henderson, TX 75654</w:t>
-      </w:r>
-      <w:r>
-        <w:noBreakHyphen/>
-      </w:r>
-      <w:r>
-        <w:t xml:space="preserve">3726</w:t>
+        <w:t xml:space="preserve">Henderson, TX 75654-⁠3726</w:t>
       </w:r>
     </w:p>
     <w:p>
@@ -971,25 +919,13 @@
         <w:t xml:space="preserve"> </w:t>
       </w:r>
       <w:r>
-        <w:t xml:space="preserve">Phone: (808) 523</w:t>
-      </w:r>
-      <w:r>
-        <w:noBreakHyphen/>
-      </w:r>
-      <w:r>
-        <w:t xml:space="preserve">6000</w:t>
+        <w:t xml:space="preserve">Phone: (808) 523-⁠6000</w:t>
       </w:r>
       <w:r>
         <w:t xml:space="preserve"> </w:t>
       </w:r>
       <w:r>
-        <w:t xml:space="preserve">Fax: (808) 523</w:t>
-      </w:r>
-      <w:r>
-        <w:noBreakHyphen/>
-      </w:r>
-      <w:r>
-        <w:t xml:space="preserve">6001</w:t>
+        <w:t xml:space="preserve">Fax: (808) 523-⁠6001</w:t>
       </w:r>
       <w:r>
         <w:t xml:space="preserve"> </w:t>
@@ -1007,13 +943,7 @@
         <w:t xml:space="preserve"> </w:t>
       </w:r>
       <w:r>
-        <w:t xml:space="preserve">Honolulu, Hawaii 96813</w:t>
-      </w:r>
-      <w:r>
-        <w:noBreakHyphen/>
-      </w:r>
-      <w:r>
-        <w:t xml:space="preserve">4187</w:t>
+        <w:t xml:space="preserve">Honolulu, Hawaii 96813-⁠4187</w:t>
       </w:r>
       <w:r>
         <w:t xml:space="preserve"> </w:t>
@@ -1127,19 +1057,7 @@
         <w:pStyle w:val="BodyText"/>
       </w:pPr>
       <w:r>
-        <w:t xml:space="preserve">The assessments in dispute are “responsible person” penalty assessments, purportedly made under HRS Sections 235</w:t>
-      </w:r>
-      <w:r>
-        <w:noBreakHyphen/>
-      </w:r>
-      <w:r>
-        <w:t xml:space="preserve">64 and 237</w:t>
-      </w:r>
-      <w:r>
-        <w:noBreakHyphen/>
-      </w:r>
-      <w:r>
-        <w:t xml:space="preserve">41.5, related to Withholding Tax and General Excise Tax due from (or purportedly due from) Kailua Print Shop LLC, for tax periods from the year ended December 31, 2015, to the month ending March 31, 2020, as shown in detail in the Notice attached as Exhibit A.</w:t>
+        <w:t xml:space="preserve">The assessments in dispute are “responsible person” penalty assessments, purportedly made under HRS Sections 235-⁠64 and 237-⁠41.5, related to Withholding Tax and General Excise Tax due from (or purportedly due from) Kailua Print Shop LLC, for tax periods from the year ended December 31, 2015, to the month ending March 31, 2020, as shown in detail in the Notice attached as Exhibit A.</w:t>
       </w:r>
     </w:p>
     <w:p>
@@ -1213,13 +1131,7 @@
         <w:pStyle w:val="BodyText"/>
       </w:pPr>
       <w:r>
-        <w:t xml:space="preserve">Entity and tax type: Kailua Print Shop LLC, GE Tax; tax years 2015</w:t>
-      </w:r>
-      <w:r>
-        <w:noBreakHyphen/>
-      </w:r>
-      <w:r>
-        <w:t xml:space="preserve">2020; total amount $79,596.16</w:t>
+        <w:t xml:space="preserve">Entity and tax type: Kailua Print Shop LLC, GE Tax; tax years 2015-⁠2020; total amount $79,596.16</w:t>
       </w:r>
     </w:p>
     <w:p>
@@ -1227,13 +1139,7 @@
         <w:pStyle w:val="BodyText"/>
       </w:pPr>
       <w:r>
-        <w:t xml:space="preserve">Entity and tax type: Kailua Print Shop LLC, Withholding Tax; tax years 2015</w:t>
-      </w:r>
-      <w:r>
-        <w:noBreakHyphen/>
-      </w:r>
-      <w:r>
-        <w:t xml:space="preserve">2020; total amount $20,967.99</w:t>
+        <w:t xml:space="preserve">Entity and tax type: Kailua Print Shop LLC, Withholding Tax; tax years 2015-⁠2020; total amount $20,967.99</w:t>
       </w:r>
     </w:p>
     <w:p>
@@ -1447,19 +1353,7 @@
         <w:pStyle w:val="BodyText"/>
       </w:pPr>
       <w:r>
-        <w:t xml:space="preserve">(2) That Taxpayer-Appellant, individually, does not owe any tax related to Kailua Print Shop L.L.C. under HRS Section 235</w:t>
-      </w:r>
-      <w:r>
-        <w:noBreakHyphen/>
-      </w:r>
-      <w:r>
-        <w:t xml:space="preserve">64, HRS Section 237</w:t>
-      </w:r>
-      <w:r>
-        <w:noBreakHyphen/>
-      </w:r>
-      <w:r>
-        <w:t xml:space="preserve">41.5, or otherwise, for any tax period;</w:t>
+        <w:t xml:space="preserve">(2) That Taxpayer-Appellant, individually, does not owe any tax related to Kailua Print Shop L.L.C. under HRS Section 235-⁠64, HRS Section 237-⁠41.5, or otherwise, for any tax period;</w:t>
       </w:r>
     </w:p>
     <w:p>
@@ -2350,7 +2244,7 @@
     <w:qFormat/>
     <w:pPr>
       <w:keepLines/>
-      <w:spacing w:before="0" w:after="120" w:line="276" w:lineRule="exact"/>
+      <w:spacing w:before="26" w:after="120" w:line="276" w:lineRule="exact"/>
     </w:pPr>
     <w:rPr>
       <w:sz w:val="24"/>
